--- a/reports and protocols/User test protocol.docx
+++ b/reports and protocols/User test protocol.docx
@@ -251,7 +251,13 @@
         </w:numPr>
       </w:pPr>
       <w:r>
-        <w:t>Hoe makkelijk kunnen gebruikers bepaalde taken uitvoeren op het interface?</w:t>
+        <w:t xml:space="preserve">Hoe makkelijk kunnen gebruikers bepaalde taken uitvoeren op </w:t>
+      </w:r>
+      <w:r>
+        <w:t>de interface</w:t>
+      </w:r>
+      <w:r>
+        <w:t>?</w:t>
       </w:r>
     </w:p>
     <w:p>
@@ -314,7 +320,13 @@
         </w:numPr>
       </w:pPr>
       <w:r>
-        <w:t>Zijn de functies van alle knoppen op het interface duidelijk?</w:t>
+        <w:t xml:space="preserve">Zijn de functies van alle knoppen op </w:t>
+      </w:r>
+      <w:r>
+        <w:t>de interface</w:t>
+      </w:r>
+      <w:r>
+        <w:t xml:space="preserve"> duidelijk?</w:t>
       </w:r>
     </w:p>
     <w:p>
@@ -780,12 +792,24 @@
         <w:rPr>
           <w:lang w:val="nl-NL"/>
         </w:rPr>
-        <w:t xml:space="preserve"> van het interface. Dit door u verschillende taken te laten voltooien</w:t>
+        <w:t xml:space="preserve"> van </w:t>
       </w:r>
       <w:r>
         <w:rPr>
           <w:lang w:val="nl-NL"/>
         </w:rPr>
+        <w:t>de interface</w:t>
+      </w:r>
+      <w:r>
+        <w:rPr>
+          <w:lang w:val="nl-NL"/>
+        </w:rPr>
+        <w:t>. Dit door u verschillende taken te laten voltooien</w:t>
+      </w:r>
+      <w:r>
+        <w:rPr>
+          <w:lang w:val="nl-NL"/>
+        </w:rPr>
         <w:t xml:space="preserve"> op het prototype.</w:t>
       </w:r>
     </w:p>
@@ -845,10 +869,22 @@
     </w:p>
     <w:p>
       <w:r>
-        <w:t xml:space="preserve">Het is de bedoeling dat het interface vooral wordt gebruikt door de </w:t>
-      </w:r>
-      <w:r>
-        <w:t>begeleiders/familieleden van de visueel beperkte personen. Het interfaces</w:t>
+        <w:t xml:space="preserve">Het is de bedoeling dat </w:t>
+      </w:r>
+      <w:r>
+        <w:t>de interface</w:t>
+      </w:r>
+      <w:r>
+        <w:t xml:space="preserve"> vooral wordt gebruikt door de </w:t>
+      </w:r>
+      <w:r>
+        <w:t xml:space="preserve">begeleiders/familieleden van de visueel beperkte personen. </w:t>
+      </w:r>
+      <w:r>
+        <w:t>De interface</w:t>
+      </w:r>
+      <w:r>
+        <w:t>s</w:t>
       </w:r>
       <w:r>
         <w:t xml:space="preserve"> is gebaseerd op de koelkast zelf. Je ziet de verschillende voedingscategorieën en de locatie hiervan.</w:t>
@@ -910,7 +946,13 @@
         <w:t xml:space="preserve">een korte </w:t>
       </w:r>
       <w:r>
-        <w:t>zelfstandige verkenning van het interface.</w:t>
+        <w:t xml:space="preserve">zelfstandige verkenning van </w:t>
+      </w:r>
+      <w:r>
+        <w:t>de interface</w:t>
+      </w:r>
+      <w:r>
+        <w:t>.</w:t>
       </w:r>
     </w:p>
     <w:p>
@@ -952,13 +994,20 @@
           <w:u w:val="single"/>
           <w:lang w:val="nl-BE"/>
         </w:rPr>
-        <w:t>Gebruik van het interface</w:t>
+        <w:t xml:space="preserve">Gebruik van </w:t>
       </w:r>
       <w:r>
         <w:rPr>
           <w:u w:val="single"/>
           <w:lang w:val="nl-BE"/>
         </w:rPr>
+        <w:t>de interface</w:t>
+      </w:r>
+      <w:r>
+        <w:rPr>
+          <w:u w:val="single"/>
+          <w:lang w:val="nl-BE"/>
+        </w:rPr>
         <w:t xml:space="preserve"> (TAP)</w:t>
       </w:r>
     </w:p>
@@ -1035,7 +1084,7 @@
         <w:t xml:space="preserve"> </w:t>
       </w:r>
       <w:r>
-        <w:t>1 appel toe gevoegd worden</w:t>
+        <w:t>1 appel toegevoegd worden</w:t>
       </w:r>
       <w:r>
         <w:t xml:space="preserve"> die goed is tot </w:t>
@@ -1072,7 +1121,13 @@
         <w:t>Je leeft samen met een slechtziende persoon en ze kunn</w:t>
       </w:r>
       <w:r>
-        <w:t>en het interface alleen maar gebruiken met een geel op zwart contrast. Verander het contrast naar deze kleuren.</w:t>
+        <w:t xml:space="preserve">en </w:t>
+      </w:r>
+      <w:r>
+        <w:t>de interface</w:t>
+      </w:r>
+      <w:r>
+        <w:t xml:space="preserve"> alleen maar gebruiken met een geel op zwart contrast. Verander het contrast naar deze kleuren.</w:t>
       </w:r>
     </w:p>
     <w:p>
